--- a/data/revised_2026-10_full/tracked/v2/Chemistry/SS1.3_The_Periodic_Table/Chemistry_The_Periodic_Table_FinalExplanation_TeacherKey_TRACKED.docx
+++ b/data/revised_2026-10_full/tracked/v2/Chemistry/SS1.3_The_Periodic_Table/Chemistry_The_Periodic_Table_FinalExplanation_TeacherKey_TRACKED.docx
@@ -232,7 +232,7 @@
               </w:rPr>
               <w:t xml:space="preserve">You have finished all 10 lessons on the Periodic Table. Now write your own complete explanation of the driving question: How does electron arrangement influence the arrangement of elements in the periodic table, and how does it help us predict the ions and compounds elements form? Use your Element Cards</w:t>
             </w:r>
-            <w:ins w:id="9001" w:author="Claude (AI) - proposed" w:date="2026-10-15T03:00:59Z">
+            <w:ins w:id="9001" w:author="Claude (AI) - proposed" w:date="2026-10-18T00:26:40Z">
               <w:r>
                 <w:rPr>
                   <w:rFonts w:ascii="Arial" w:cs="Arial" w:eastAsia="Arial" w:hAnsi="Arial"/>
@@ -260,7 +260,7 @@
               </w:rPr>
               <w:t xml:space="preserve">, your notes from each lesson, the Driving Question Board (DQB) and your Class Model (the Electron Arrangement Model) from Lesson 1 to Lesson 10. Write in complete sentences, use scientific words correctly (atomic number, outer electrons, group, period, noble gas, cation, anion, valency, oxidation number, radical), and give evidence from the activities to support every claim. Show your reasoning clearly: say what you saw, then explain why. Write your answers in the space under each prompt. Take your time and show what you have learned.</w:t>
             </w:r>
-            <w:ins w:id="9002" w:author="Claude (AI) - proposed" w:date="2026-10-15T03:00:59Z">
+            <w:ins w:id="9002" w:author="Claude (AI) - proposed" w:date="2026-10-18T00:26:40Z">
               <w:r>
                 <w:rPr>
                   <w:rFonts w:ascii="Arial" w:cs="Arial" w:eastAsia="Arial" w:hAnsi="Arial"/>
@@ -795,7 +795,7 @@
               </w:rPr>
               <w:t xml:space="preserve">(a) Na+ is 1s2 2s2 2p6 and matches Ne. Mg2+ is 1s2 2s2 2p6 and matches Ne. Al3+ is 1s2 2s2 2p6 and matches Ne. O2- is 1s2 2s2 2p6 and matches Ne. Cl- is 1s2 2s2 2p6 3s2 3p6 and matches Ar. (b) Na +1, Mg +2, Al +3, Cl -1, O -2. Valency is the number of electrons an atom loses, gains or shares and is always a positive whole number, while the oxidation number is the same number with a sign: + for loss and - for gain. (c) Calcium chloride: Ca2+ and Cl-, criss-cross gives CaCl2. Aluminium oxide: Al3+ and O2- gives Al2O3. Potassium nitrate: K+ and the nitrate radical NO3- give KNO3. In each, the total positive charge equals the total negative charge so the compound is neutral. (d) Iron and copper are transition elements that can lose different numbers of electrons. Iron forms Fe2+ in FeCl2 and Fe3+ in Fe2O3, so it has two oxidation numbers (+2 and +3). Copper forms Cu2+ in CuO and </w:t>
             </w:r>
-            <w:del w:id="9003" w:author="Claude (AI) - proposed" w:date="2026-10-15T03:00:59Z">
+            <w:del w:id="9003" w:author="Claude (AI) - proposed" w:date="2026-10-18T00:26:40Z">
               <w:r>
                 <w:rPr>
                   <w:rFonts w:ascii="Arial" w:cs="Arial" w:eastAsia="Arial" w:hAnsi="Arial"/>
@@ -810,7 +810,7 @@
                 <w:delText xml:space="preserve">can also form Cu+</w:delText>
               </w:r>
             </w:del>
-            <w:ins w:id="9004" w:author="Claude (AI) - proposed" w:date="2026-10-15T03:00:59Z">
+            <w:ins w:id="9004" w:author="Claude (AI) - proposed" w:date="2026-10-18T00:26:40Z">
               <w:r>
                 <w:rPr>
                   <w:rFonts w:ascii="Arial" w:cs="Arial" w:eastAsia="Arial" w:hAnsi="Arial"/>
@@ -935,7 +935,7 @@
               </w:rPr>
               <w:t xml:space="preserve">Strontium (Sr, Z38) is an element you have never worked with. Its electron arrangement is 2,8,18,8,2. (a) Use this arrangement and the rules you have built to predict its group and period, and explain how you decided. (b) Predict the ion it forms and the formulae of its compounds with chlorine and oxygen. (c) Write a balanced equation with state symbols for sodium reacting with water, and explain why potassium and lithium follow the same pattern. (d) Write a final explanation of the driving question: how does electron arrangement influence the arrangement of elements in the periodic table, and how does it help us predict the ions and compounds they form?</w:t>
             </w:r>
-            <w:ins w:id="9005" w:author="Claude (AI) - proposed" w:date="2026-10-15T03:00:59Z">
+            <w:ins w:id="9005" w:author="Claude (AI) - proposed" w:date="2026-10-18T00:26:40Z">
               <w:r>
                 <w:rPr>
                   <w:rFonts w:ascii="Arial" w:cs="Arial" w:eastAsia="Arial" w:hAnsi="Arial"/>
@@ -983,7 +983,7 @@
               </w:rPr>
               <w:t xml:space="preserve">(a) Sr has 2 outer electrons (the last number in 2,8,18,8,2) and 5 occupied energy levels (five numbers), so it is in group 2, period 5. (b) It loses 2 electrons to form Sr2+, with a noble gas arrangement like Mg2+ and Ca2+. Criss-cross with Cl- gives SrCl2 and with O2- gives SrO. (c) 2Na(s) + 2H2O(l) -&gt; 2NaOH(aq) + H2(g). Li and K each have 1 outer electron like Na, so each loses it to form a 1+ ion and follows the same pattern: 2K + 2H2O -&gt; 2KOH + H2 and 2Li + 2H2O -&gt; 2LiOH + H2. The pattern depends on the outer electron count, not on mass (7, 23 and 39). (d) Elements are ordered by atomic number, as Moseley showed, and atomic number gives the electron arrangement. The number of outer electrons decides the group and the number of occupied energy levels decides the period. Elements in the same group, such as Li, Na and K, have the same outer electron count so they react alike despite different masses, while neighbours such as Na, Mg, Ne and Ar differ because their outer electron counts differ. Atoms lose or gain electrons to reach the stable noble gas arrangement. This is why Ne and Ar are unreactive, group 1 metals form 1+ ions and chlorine forms Cl-. Knowing the ion charges lets us predict valencies and formulae such as NaCl, CaCl2, Al2O3 and KNO3 for any element, including ones we have never worked with. How atoms share electrons is explained in Sub-Strand 1.4, Chemical Bonding.</w:t>
             </w:r>
-            <w:ins w:id="9006" w:author="Claude (AI) - proposed" w:date="2026-10-15T03:00:59Z">
+            <w:ins w:id="9006" w:author="Claude (AI) - proposed" w:date="2026-10-18T00:26:40Z">
               <w:r>
                 <w:rPr>
                   <w:rFonts w:ascii="Arial" w:cs="Arial" w:eastAsia="Arial" w:hAnsi="Arial"/>
@@ -1251,7 +1251,7 @@
               <w:spacing w:after="40" w:before="0"/>
               <w:jc w:val="left"/>
             </w:pPr>
-            <w:ins w:id="9007" w:author="Claude (AI) - proposed" w:date="2026-10-15T03:00:59Z">
+            <w:ins w:id="9007" w:author="Claude (AI) - proposed" w:date="2026-10-18T00:26:40Z">
               <w:r>
                 <w:rPr>
                   <w:rFonts w:ascii="Arial" w:cs="Arial" w:eastAsia="Arial" w:hAnsi="Arial"/>
@@ -1299,7 +1299,7 @@
               <w:spacing w:after="40" w:before="0"/>
               <w:jc w:val="left"/>
             </w:pPr>
-            <w:ins w:id="9008" w:author="Claude (AI) - proposed" w:date="2026-10-15T03:00:59Z">
+            <w:ins w:id="9008" w:author="Claude (AI) - proposed" w:date="2026-10-18T00:26:40Z">
               <w:r>
                 <w:rPr>
                   <w:rFonts w:ascii="Arial" w:cs="Arial" w:eastAsia="Arial" w:hAnsi="Arial"/>
@@ -1347,7 +1347,7 @@
               <w:spacing w:after="40" w:before="0"/>
               <w:jc w:val="left"/>
             </w:pPr>
-            <w:ins w:id="9009" w:author="Claude (AI) - proposed" w:date="2026-10-15T03:00:59Z">
+            <w:ins w:id="9009" w:author="Claude (AI) - proposed" w:date="2026-10-18T00:26:40Z">
               <w:r>
                 <w:rPr>
                   <w:rFonts w:ascii="Arial" w:cs="Arial" w:eastAsia="Arial" w:hAnsi="Arial"/>
@@ -1430,7 +1430,7 @@
               <w:spacing w:after="40" w:before="0"/>
               <w:jc w:val="left"/>
             </w:pPr>
-            <w:ins w:id="9010" w:author="Claude (AI) - proposed" w:date="2026-10-15T03:00:59Z">
+            <w:ins w:id="9010" w:author="Claude (AI) - proposed" w:date="2026-10-18T00:26:40Z">
               <w:r>
                 <w:rPr>
                   <w:rFonts w:ascii="Arial" w:cs="Arial" w:eastAsia="Arial" w:hAnsi="Arial"/>
@@ -1478,7 +1478,7 @@
               <w:spacing w:after="40" w:before="0"/>
               <w:jc w:val="left"/>
             </w:pPr>
-            <w:ins w:id="9011" w:author="Claude (AI) - proposed" w:date="2026-10-15T03:00:59Z">
+            <w:ins w:id="9011" w:author="Claude (AI) - proposed" w:date="2026-10-18T00:26:40Z">
               <w:r>
                 <w:rPr>
                   <w:rFonts w:ascii="Arial" w:cs="Arial" w:eastAsia="Arial" w:hAnsi="Arial"/>
@@ -1526,7 +1526,7 @@
               <w:spacing w:after="40" w:before="0"/>
               <w:jc w:val="left"/>
             </w:pPr>
-            <w:ins w:id="9012" w:author="Claude (AI) - proposed" w:date="2026-10-15T03:00:59Z">
+            <w:ins w:id="9012" w:author="Claude (AI) - proposed" w:date="2026-10-18T00:26:40Z">
               <w:r>
                 <w:rPr>
                   <w:rFonts w:ascii="Arial" w:cs="Arial" w:eastAsia="Arial" w:hAnsi="Arial"/>
@@ -1609,7 +1609,7 @@
               <w:spacing w:after="40" w:before="0"/>
               <w:jc w:val="left"/>
             </w:pPr>
-            <w:ins w:id="9013" w:author="Claude (AI) - proposed" w:date="2026-10-15T03:00:59Z">
+            <w:ins w:id="9013" w:author="Claude (AI) - proposed" w:date="2026-10-18T00:26:40Z">
               <w:r>
                 <w:rPr>
                   <w:rFonts w:ascii="Arial" w:cs="Arial" w:eastAsia="Arial" w:hAnsi="Arial"/>
@@ -1657,7 +1657,7 @@
               <w:spacing w:after="40" w:before="0"/>
               <w:jc w:val="left"/>
             </w:pPr>
-            <w:ins w:id="9014" w:author="Claude (AI) - proposed" w:date="2026-10-15T03:00:59Z">
+            <w:ins w:id="9014" w:author="Claude (AI) - proposed" w:date="2026-10-18T00:26:40Z">
               <w:r>
                 <w:rPr>
                   <w:rFonts w:ascii="Arial" w:cs="Arial" w:eastAsia="Arial" w:hAnsi="Arial"/>
@@ -1705,7 +1705,7 @@
               <w:spacing w:after="40" w:before="0"/>
               <w:jc w:val="left"/>
             </w:pPr>
-            <w:ins w:id="9015" w:author="Claude (AI) - proposed" w:date="2026-10-15T03:00:59Z">
+            <w:ins w:id="9015" w:author="Claude (AI) - proposed" w:date="2026-10-18T00:26:40Z">
               <w:r>
                 <w:rPr>
                   <w:rFonts w:ascii="Arial" w:cs="Arial" w:eastAsia="Arial" w:hAnsi="Arial"/>
@@ -1788,7 +1788,7 @@
               <w:spacing w:after="40" w:before="0"/>
               <w:jc w:val="left"/>
             </w:pPr>
-            <w:ins w:id="9016" w:author="Claude (AI) - proposed" w:date="2026-10-15T03:00:59Z">
+            <w:ins w:id="9016" w:author="Claude (AI) - proposed" w:date="2026-10-18T00:26:40Z">
               <w:r>
                 <w:rPr>
                   <w:rFonts w:ascii="Arial" w:cs="Arial" w:eastAsia="Arial" w:hAnsi="Arial"/>
@@ -1836,7 +1836,7 @@
               <w:spacing w:after="40" w:before="0"/>
               <w:jc w:val="left"/>
             </w:pPr>
-            <w:ins w:id="9017" w:author="Claude (AI) - proposed" w:date="2026-10-15T03:00:59Z">
+            <w:ins w:id="9017" w:author="Claude (AI) - proposed" w:date="2026-10-18T00:26:40Z">
               <w:r>
                 <w:rPr>
                   <w:rFonts w:ascii="Arial" w:cs="Arial" w:eastAsia="Arial" w:hAnsi="Arial"/>
@@ -1884,7 +1884,7 @@
               <w:spacing w:after="40" w:before="0"/>
               <w:jc w:val="left"/>
             </w:pPr>
-            <w:ins w:id="9018" w:author="Claude (AI) - proposed" w:date="2026-10-15T03:00:59Z">
+            <w:ins w:id="9018" w:author="Claude (AI) - proposed" w:date="2026-10-18T00:26:40Z">
               <w:r>
                 <w:rPr>
                   <w:rFonts w:ascii="Arial" w:cs="Arial" w:eastAsia="Arial" w:hAnsi="Arial"/>
@@ -1967,7 +1967,7 @@
               <w:spacing w:after="40" w:before="0"/>
               <w:jc w:val="left"/>
             </w:pPr>
-            <w:ins w:id="9019" w:author="Claude (AI) - proposed" w:date="2026-10-15T03:00:59Z">
+            <w:ins w:id="9019" w:author="Claude (AI) - proposed" w:date="2026-10-18T00:26:40Z">
               <w:r>
                 <w:rPr>
                   <w:rFonts w:ascii="Arial" w:cs="Arial" w:eastAsia="Arial" w:hAnsi="Arial"/>
@@ -2015,7 +2015,7 @@
               <w:spacing w:after="40" w:before="0"/>
               <w:jc w:val="left"/>
             </w:pPr>
-            <w:ins w:id="9020" w:author="Claude (AI) - proposed" w:date="2026-10-15T03:00:59Z">
+            <w:ins w:id="9020" w:author="Claude (AI) - proposed" w:date="2026-10-18T00:26:40Z">
               <w:r>
                 <w:rPr>
                   <w:rFonts w:ascii="Arial" w:cs="Arial" w:eastAsia="Arial" w:hAnsi="Arial"/>
@@ -2063,7 +2063,7 @@
               <w:spacing w:after="40" w:before="0"/>
               <w:jc w:val="left"/>
             </w:pPr>
-            <w:ins w:id="9021" w:author="Claude (AI) - proposed" w:date="2026-10-15T03:00:59Z">
+            <w:ins w:id="9021" w:author="Claude (AI) - proposed" w:date="2026-10-18T00:26:40Z">
               <w:r>
                 <w:rPr>
                   <w:rFonts w:ascii="Arial" w:cs="Arial" w:eastAsia="Arial" w:hAnsi="Arial"/>
@@ -2213,7 +2213,7 @@
         </w:rPr>
         <w:t xml:space="preserve">© 2026 SeaVuria and ARES. This work is licensed under a </w:t>
       </w:r>
-      <w:hyperlink w:history="1" r:id="rIdlw3avpawonjrxidn_ahgx">
+      <w:hyperlink w:history="1" r:id="rIdh8wwjd-3nb6itloa0vqca">
         <w:r>
           <w:rPr>
             <w:rFonts w:ascii="Arial" w:cs="Arial" w:eastAsia="Arial" w:hAnsi="Arial"/>
@@ -2233,7 +2233,7 @@
         </w:rPr>
         <w:t xml:space="preserve"> (</w:t>
       </w:r>
-      <w:hyperlink w:history="1" r:id="rIdp3pfgbckkhjbad25cjyqo">
+      <w:hyperlink w:history="1" r:id="rId7hnqumdvvcz6gmn95ca7z">
         <w:r>
           <w:rPr>
             <w:rFonts w:ascii="Arial" w:cs="Arial" w:eastAsia="Arial" w:hAnsi="Arial"/>
@@ -2253,7 +2253,7 @@
         </w:rPr>
         <w:t xml:space="preserve">). To view a copy of this license, visit </w:t>
       </w:r>
-      <w:hyperlink w:history="1" r:id="rIdhflzo7sng7tlmwflchvjb">
+      <w:hyperlink w:history="1" r:id="rIdtwpdsk-m2zbkkhujdtdoo">
         <w:r>
           <w:rPr>
             <w:rFonts w:ascii="Arial" w:cs="Arial" w:eastAsia="Arial" w:hAnsi="Arial"/>
